--- a/原创（书下、征集）曲/VBS/~正解.docx
+++ b/原创（书下、征集）曲/VBS/~正解.docx
@@ -3370,8 +3370,24 @@
           <w:szCs w:val="21"/>
           <w:shd w:val="clear" w:color="auto" w:fill="auto"/>
         </w:rPr>
-        <w:t>，一发不可收拾w</w:t>
-      </w:r>
+        <w:t>，一发不可收拾</w:t>
+      </w:r>
+      <w:bookmarkStart w:id="0" w:name="_GoBack"/>
+      <w:r>
+        <w:rPr>
+          <w:rFonts w:hint="default" w:ascii="Times New Roman" w:hAnsi="Times New Roman" w:eastAsia="宋体" w:cs="Times New Roman"/>
+          <w:i w:val="0"/>
+          <w:iCs w:val="0"/>
+          <w:caps w:val="0"/>
+          <w:color w:val="auto"/>
+          <w:spacing w:val="0"/>
+          <w:sz w:val="21"/>
+          <w:szCs w:val="21"/>
+          <w:shd w:val="clear" w:color="auto" w:fill="auto"/>
+        </w:rPr>
+        <w:t>w</w:t>
+      </w:r>
+      <w:bookmarkEnd w:id="0"/>
     </w:p>
     <w:p>
       <w:pPr>
@@ -26445,8 +26461,6 @@
         </w:rPr>
         <w:fldChar w:fldCharType="end"/>
       </w:r>
-      <w:bookmarkStart w:id="0" w:name="_GoBack"/>
-      <w:bookmarkEnd w:id="0"/>
       <w:r>
         <w:rPr>
           <w:rFonts w:hint="default" w:ascii="Times New Roman" w:hAnsi="Times New Roman" w:eastAsia="MS Mincho" w:cs="Times New Roman"/>
@@ -32320,7 +32334,6 @@
           <w:sz w:val="21"/>
           <w:szCs w:val="21"/>
           <w:shd w:val="clear" w:color="auto" w:fill="auto"/>
-          <w:lang w:val="en-US" w:eastAsia="ja-JP"/>
         </w:rPr>
       </w:pPr>
       <w:r>
@@ -32505,35 +32518,6 @@
         </w:rPr>
         <w:t>「正解」</w:t>
       </w:r>
-    </w:p>
-    <w:p>
-      <w:pPr>
-        <w:keepNext w:val="0"/>
-        <w:keepLines w:val="0"/>
-        <w:pageBreakBefore w:val="0"/>
-        <w:widowControl/>
-        <w:tabs>
-          <w:tab w:val="left" w:pos="6983"/>
-        </w:tabs>
-        <w:kinsoku/>
-        <w:wordWrap/>
-        <w:overflowPunct/>
-        <w:topLinePunct w:val="0"/>
-        <w:autoSpaceDE/>
-        <w:autoSpaceDN/>
-        <w:bidi w:val="0"/>
-        <w:adjustRightInd/>
-        <w:snapToGrid/>
-        <w:spacing w:line="360" w:lineRule="auto"/>
-        <w:textAlignment w:val="baseline"/>
-        <w:rPr>
-          <w:rFonts w:hint="eastAsia" w:ascii="MS Mincho" w:hAnsi="MS Mincho" w:eastAsia="MS Mincho" w:cs="MS Mincho"/>
-          <w:color w:val="auto"/>
-          <w:sz w:val="21"/>
-          <w:szCs w:val="21"/>
-          <w:shd w:val="clear" w:color="auto" w:fill="auto"/>
-        </w:rPr>
-      </w:pPr>
     </w:p>
     <w:sectPr>
       <w:pgSz w:w="16838" w:h="11906" w:orient="landscape"/>
